--- a/12_Ancient_African_Kingdoms_Student_Worksheet.docx
+++ b/12_Ancient_African_Kingdoms_Student_Worksheet.docx
@@ -650,6 +650,79 @@
           <w:sz w:val="20"/>
         </w:rPr>
         <w:t>Great Zimbabwe was a stone city in southern Africa, built between the 1000s and 1400s. Its huge walls were made from granite blocks fitted together without mortar. It was a trading centre linked to the coast. The country Zimbabwe is named after it.</w:t>
+      </w:r>
+    </w:p>
+    <w:p>
+      <w:pPr>
+        <w:keepNext/>
+        <w:spacing w:before="80" w:after="60"/>
+      </w:pPr>
+      <w:r>
+        <w:rPr>
+          <w:rFonts w:ascii="Aptos Display" w:hAnsi="Aptos Display"/>
+          <w:b/>
+          <w:i w:val="0"/>
+          <w:color w:val="007A3D"/>
+          <w:sz w:val="24"/>
+        </w:rPr>
+        <w:t>Map</w:t>
+      </w:r>
+    </w:p>
+    <w:p>
+      <w:pPr>
+        <w:keepNext/>
+        <w:spacing w:after="40"/>
+        <w:jc w:val="center"/>
+      </w:pPr>
+      <w:r>
+        <w:drawing>
+          <wp:inline xmlns:a="http://schemas.openxmlformats.org/drawingml/2006/main" xmlns:pic="http://schemas.openxmlformats.org/drawingml/2006/picture">
+            <wp:extent cx="4666450" cy="4700000"/>
+            <wp:docPr id="1" name="Picture 1" descr="Ancient African kingdoms at different times in history, and Mansa Musa's route to Mecca in 1324. Kingdom areas and the route are approximate."/>
+            <wp:cNvGraphicFramePr>
+              <a:graphicFrameLocks noChangeAspect="1"/>
+            </wp:cNvGraphicFramePr>
+            <a:graphic>
+              <a:graphicData uri="http://schemas.openxmlformats.org/drawingml/2006/picture">
+                <pic:pic>
+                  <pic:nvPicPr>
+                    <pic:cNvPr id="0" name="map_kingdoms.png"/>
+                    <pic:cNvPicPr/>
+                  </pic:nvPicPr>
+                  <pic:blipFill>
+                    <a:blip r:embed="rId15"/>
+                    <a:stretch>
+                      <a:fillRect/>
+                    </a:stretch>
+                  </pic:blipFill>
+                  <pic:spPr>
+                    <a:xfrm>
+                      <a:off x="0" y="0"/>
+                      <a:ext cx="4666450" cy="4700000"/>
+                    </a:xfrm>
+                    <a:prstGeom prst="rect"/>
+                  </pic:spPr>
+                </pic:pic>
+              </a:graphicData>
+            </a:graphic>
+          </wp:inline>
+        </w:drawing>
+      </w:r>
+    </w:p>
+    <w:p>
+      <w:pPr>
+        <w:spacing w:before="0" w:after="160"/>
+        <w:jc w:val="center"/>
+      </w:pPr>
+      <w:r>
+        <w:rPr>
+          <w:rFonts w:ascii="Aptos" w:hAnsi="Aptos"/>
+          <w:b w:val="0"/>
+          <w:i/>
+          <w:color w:val="5E5E5E"/>
+          <w:sz w:val="17"/>
+        </w:rPr>
+        <w:t>Ancient African kingdoms at different times in history, and Mansa Musa's route to Mecca in 1324. Kingdom areas and the route are approximate.</w:t>
       </w:r>
     </w:p>
     <w:tbl>
